--- a/docs/phase-2-fix-plan/phase-2-prioritised-fix-backlog.docx
+++ b/docs/phase-2-fix-plan/phase-2-prioritised-fix-backlog.docx
@@ -3930,6 +3930,11 @@
     </w:p>
     <w:p>
       <w:r>
+        <w:t>Detailed day-by-day schedule: [phase-3-day-by-day-plan.md](../phase-3-implementation-plan/phase-3-day-by-day-plan.md)</w:t>
+      </w:r>
+    </w:p>
+    <w:p>
+      <w:r>
         <w:t>Work top-down; do not start lower ranks until P1 acceptance criteria are met or explicitly deferred with Steve.</w:t>
       </w:r>
     </w:p>
